--- a/docs/Documentation/CustomerOrderManagement_Technical_Documentation.docx
+++ b/docs/Documentation/CustomerOrderManagement_Technical_Documentation.docx
@@ -52,19 +52,7 @@
           <w:rPr>
             <w:rStyle w:val="Hyperlink"/>
           </w:rPr>
-          <w:t>github.com/mostafaroute7-d</w:t>
-        </w:r>
-        <w:r>
-          <w:rPr>
-            <w:rStyle w:val="Hyperlink"/>
-          </w:rPr>
-          <w:t>e</w:t>
-        </w:r>
-        <w:r>
-          <w:rPr>
-            <w:rStyle w:val="Hyperlink"/>
-          </w:rPr>
-          <w:t>bug/</w:t>
+          <w:t>github.com/mostafaroute7-debug/</w:t>
         </w:r>
         <w:proofErr w:type="spellStart"/>
         <w:r>
@@ -809,20 +797,7 @@
           <w:sz w:val="17"/>
         </w:rPr>
         <w:br/>
-      </w:r>
-      <w:r>
-        <w:rPr>
-          <w:rFonts w:ascii="Consolas" w:hAnsi="Consolas"/>
-          <w:sz w:val="17"/>
-        </w:rPr>
-        <w:t xml:space="preserve">│   ├── </w:t>
-      </w:r>
-      <w:r>
-        <w:rPr>
-          <w:rFonts w:ascii="Consolas" w:hAnsi="Consolas"/>
-          <w:sz w:val="17"/>
-        </w:rPr>
-        <w:t>Mapping</w:t>
+        <w:t>│   ├── Mapping</w:t>
       </w:r>
       <w:r>
         <w:rPr>
@@ -911,20 +886,7 @@
           <w:sz w:val="17"/>
         </w:rPr>
         <w:br/>
-      </w:r>
-      <w:r>
-        <w:rPr>
-          <w:rFonts w:ascii="Consolas" w:hAnsi="Consolas"/>
-          <w:sz w:val="17"/>
-        </w:rPr>
-        <w:t xml:space="preserve">│   │   ├── </w:t>
-      </w:r>
-      <w:r>
-        <w:rPr>
-          <w:rFonts w:ascii="Consolas" w:hAnsi="Consolas"/>
-          <w:sz w:val="17"/>
-        </w:rPr>
-        <w:t>Configurations</w:t>
+        <w:t>│   │   ├── Configurations</w:t>
       </w:r>
       <w:r>
         <w:rPr>
@@ -972,8 +934,17 @@
           <w:sz w:val="17"/>
         </w:rPr>
         <w:br/>
-        <w:t>└── CustomerOrderManagement.API</w:t>
-      </w:r>
+        <w:t xml:space="preserve">└── </w:t>
+      </w:r>
+      <w:proofErr w:type="spellStart"/>
+      <w:r>
+        <w:rPr>
+          <w:rFonts w:ascii="Consolas" w:hAnsi="Consolas"/>
+          <w:sz w:val="17"/>
+        </w:rPr>
+        <w:t>CustomerOrderManagement.API</w:t>
+      </w:r>
+      <w:proofErr w:type="spellEnd"/>
       <w:r>
         <w:rPr>
           <w:rFonts w:ascii="Consolas" w:hAnsi="Consolas"/>
@@ -988,8 +959,17 @@
           <w:sz w:val="17"/>
         </w:rPr>
         <w:br/>
-        <w:t xml:space="preserve">    ├── ExceptionHandling</w:t>
-      </w:r>
+        <w:t xml:space="preserve">    ├── </w:t>
+      </w:r>
+      <w:proofErr w:type="spellStart"/>
+      <w:r>
+        <w:rPr>
+          <w:rFonts w:ascii="Consolas" w:hAnsi="Consolas"/>
+          <w:sz w:val="17"/>
+        </w:rPr>
+        <w:t>ExceptionHandling</w:t>
+      </w:r>
+      <w:proofErr w:type="spellEnd"/>
       <w:r>
         <w:rPr>
           <w:rFonts w:ascii="Consolas" w:hAnsi="Consolas"/>
@@ -1004,6 +984,28 @@
           <w:sz w:val="17"/>
         </w:rPr>
         <w:br/>
+        <w:t xml:space="preserve">    </w:t>
+      </w:r>
+      <w:r>
+        <w:rPr>
+          <w:rFonts w:ascii="Consolas" w:hAnsi="Consolas"/>
+          <w:sz w:val="17"/>
+        </w:rPr>
+        <w:t>├── Log</w:t>
+      </w:r>
+      <w:r>
+        <w:rPr>
+          <w:rFonts w:ascii="Consolas" w:hAnsi="Consolas"/>
+          <w:sz w:val="17"/>
+        </w:rPr>
+        <w:t>s</w:t>
+      </w:r>
+      <w:r>
+        <w:rPr>
+          <w:rFonts w:ascii="Consolas" w:hAnsi="Consolas"/>
+          <w:sz w:val="17"/>
+        </w:rPr>
+        <w:br/>
         <w:t xml:space="preserve">    └── Helpers</w:t>
       </w:r>
     </w:p>
@@ -1073,6 +1075,7 @@
         <w:pStyle w:val="Heading2"/>
       </w:pPr>
       <w:r>
+        <w:lastRenderedPageBreak/>
         <w:t>4.2 Application Layer</w:t>
       </w:r>
     </w:p>
@@ -1086,7 +1089,6 @@
         <w:pStyle w:val="Heading2"/>
       </w:pPr>
       <w:r>
-        <w:lastRenderedPageBreak/>
         <w:t>4.3 Infrastructure Layer</w:t>
       </w:r>
     </w:p>
@@ -1650,6 +1652,7 @@
               <w:rPr>
                 <w:sz w:val="18"/>
               </w:rPr>
+              <w:lastRenderedPageBreak/>
               <w:t>Phone</w:t>
             </w:r>
           </w:p>
@@ -1925,7 +1928,6 @@
         <w:pStyle w:val="Heading2"/>
       </w:pPr>
       <w:r>
-        <w:lastRenderedPageBreak/>
         <w:t>6.2 Order</w:t>
       </w:r>
     </w:p>
@@ -2720,7 +2722,23 @@
           <w:sz w:val="17"/>
         </w:rPr>
         <w:br/>
-        <w:t xml:space="preserve">   │ 1..*</w:t>
+        <w:t xml:space="preserve">   │ </w:t>
+      </w:r>
+      <w:proofErr w:type="gramStart"/>
+      <w:r>
+        <w:rPr>
+          <w:rFonts w:ascii="Consolas" w:hAnsi="Consolas"/>
+          <w:sz w:val="17"/>
+        </w:rPr>
+        <w:t>1..</w:t>
+      </w:r>
+      <w:proofErr w:type="gramEnd"/>
+      <w:r>
+        <w:rPr>
+          <w:rFonts w:ascii="Consolas" w:hAnsi="Consolas"/>
+          <w:sz w:val="17"/>
+        </w:rPr>
+        <w:t>*</w:t>
       </w:r>
       <w:r>
         <w:rPr>
@@ -2752,7 +2770,23 @@
           <w:sz w:val="17"/>
         </w:rPr>
         <w:br/>
-        <w:t xml:space="preserve">   │ *..1</w:t>
+        <w:t xml:space="preserve">   │ </w:t>
+      </w:r>
+      <w:proofErr w:type="gramStart"/>
+      <w:r>
+        <w:rPr>
+          <w:rFonts w:ascii="Consolas" w:hAnsi="Consolas"/>
+          <w:sz w:val="17"/>
+        </w:rPr>
+        <w:t>*..</w:t>
+      </w:r>
+      <w:proofErr w:type="gramEnd"/>
+      <w:r>
+        <w:rPr>
+          <w:rFonts w:ascii="Consolas" w:hAnsi="Consolas"/>
+          <w:sz w:val="17"/>
+        </w:rPr>
+        <w:t>1</w:t>
       </w:r>
       <w:r>
         <w:rPr>
@@ -2914,7 +2948,31 @@
     <w:p/>
     <w:p>
       <w:r>
-        <w:t>Read endpoints use [Authorize(Roles = "user,admin")], while write endpoints use [Authorize(Roles = "admin")].</w:t>
+        <w:t>Read endpoints use [</w:t>
+      </w:r>
+      <w:proofErr w:type="gramStart"/>
+      <w:r>
+        <w:t>Authorize(</w:t>
+      </w:r>
+      <w:proofErr w:type="gramEnd"/>
+      <w:r>
+        <w:t>Roles = "</w:t>
+      </w:r>
+      <w:proofErr w:type="gramStart"/>
+      <w:r>
+        <w:t>user,admin</w:t>
+      </w:r>
+      <w:proofErr w:type="gramEnd"/>
+      <w:r>
+        <w:t>")], while write endpoints use [</w:t>
+      </w:r>
+      <w:proofErr w:type="gramStart"/>
+      <w:r>
+        <w:t>Authorize(</w:t>
+      </w:r>
+      <w:proofErr w:type="gramEnd"/>
+      <w:r>
+        <w:t>Roles = "admin")].</w:t>
       </w:r>
     </w:p>
     <w:p>
@@ -2922,7 +2980,6 @@
         <w:pStyle w:val="Heading1"/>
       </w:pPr>
       <w:r>
-        <w:lastRenderedPageBreak/>
         <w:t>8. API Endpoint Reference</w:t>
       </w:r>
     </w:p>
@@ -3436,7 +3493,21 @@
               <w:rPr>
                 <w:sz w:val="18"/>
               </w:rPr>
-              <w:t>/api/Customers/{id}</w:t>
+              <w:t>/</w:t>
+            </w:r>
+            <w:proofErr w:type="gramStart"/>
+            <w:r>
+              <w:rPr>
+                <w:sz w:val="18"/>
+              </w:rPr>
+              <w:t>api</w:t>
+            </w:r>
+            <w:proofErr w:type="gramEnd"/>
+            <w:r>
+              <w:rPr>
+                <w:sz w:val="18"/>
+              </w:rPr>
+              <w:t>/Customers/{id}</w:t>
             </w:r>
           </w:p>
         </w:tc>
@@ -3558,7 +3629,21 @@
               <w:rPr>
                 <w:sz w:val="18"/>
               </w:rPr>
-              <w:t>/api/Customers/{id}</w:t>
+              <w:t>/</w:t>
+            </w:r>
+            <w:proofErr w:type="gramStart"/>
+            <w:r>
+              <w:rPr>
+                <w:sz w:val="18"/>
+              </w:rPr>
+              <w:t>api</w:t>
+            </w:r>
+            <w:proofErr w:type="gramEnd"/>
+            <w:r>
+              <w:rPr>
+                <w:sz w:val="18"/>
+              </w:rPr>
+              <w:t>/Customers/{id}</w:t>
             </w:r>
           </w:p>
         </w:tc>
@@ -3619,7 +3704,21 @@
               <w:rPr>
                 <w:sz w:val="18"/>
               </w:rPr>
-              <w:t>/api/Customers/{id}</w:t>
+              <w:t>/</w:t>
+            </w:r>
+            <w:proofErr w:type="gramStart"/>
+            <w:r>
+              <w:rPr>
+                <w:sz w:val="18"/>
+              </w:rPr>
+              <w:t>api</w:t>
+            </w:r>
+            <w:proofErr w:type="gramEnd"/>
+            <w:r>
+              <w:rPr>
+                <w:sz w:val="18"/>
+              </w:rPr>
+              <w:t>/Customers/{id}</w:t>
             </w:r>
           </w:p>
         </w:tc>
@@ -3659,6 +3758,7 @@
         <w:pStyle w:val="Heading3"/>
       </w:pPr>
       <w:r>
+        <w:lastRenderedPageBreak/>
         <w:t>Get All Customers — GET /api/Customers</w:t>
       </w:r>
     </w:p>
@@ -3684,8 +3784,15 @@
         <w:pStyle w:val="Heading3"/>
       </w:pPr>
       <w:r>
-        <w:lastRenderedPageBreak/>
-        <w:t>Get Customer By ID — GET /api/Customers/{id}</w:t>
+        <w:t xml:space="preserve">Get Customer </w:t>
+      </w:r>
+      <w:proofErr w:type="gramStart"/>
+      <w:r>
+        <w:t>By</w:t>
+      </w:r>
+      <w:proofErr w:type="gramEnd"/>
+      <w:r>
+        <w:t xml:space="preserve"> ID — GET /api/Customers/{id}</w:t>
       </w:r>
     </w:p>
     <w:p>
@@ -4068,7 +4175,21 @@
               <w:rPr>
                 <w:sz w:val="18"/>
               </w:rPr>
-              <w:t>/api/orders/{id}</w:t>
+              <w:t>/</w:t>
+            </w:r>
+            <w:proofErr w:type="gramStart"/>
+            <w:r>
+              <w:rPr>
+                <w:sz w:val="18"/>
+              </w:rPr>
+              <w:t>api</w:t>
+            </w:r>
+            <w:proofErr w:type="gramEnd"/>
+            <w:r>
+              <w:rPr>
+                <w:sz w:val="18"/>
+              </w:rPr>
+              <w:t>/orders/{id}</w:t>
             </w:r>
           </w:p>
         </w:tc>
@@ -4190,7 +4311,21 @@
               <w:rPr>
                 <w:sz w:val="18"/>
               </w:rPr>
-              <w:t>/api/orders/{id}</w:t>
+              <w:t>/</w:t>
+            </w:r>
+            <w:proofErr w:type="gramStart"/>
+            <w:r>
+              <w:rPr>
+                <w:sz w:val="18"/>
+              </w:rPr>
+              <w:t>api</w:t>
+            </w:r>
+            <w:proofErr w:type="gramEnd"/>
+            <w:r>
+              <w:rPr>
+                <w:sz w:val="18"/>
+              </w:rPr>
+              <w:t>/orders/{id}</w:t>
             </w:r>
           </w:p>
         </w:tc>
@@ -4218,7 +4353,14 @@
               <w:rPr>
                 <w:sz w:val="18"/>
               </w:rPr>
-              <w:t>Update order information and customer relationships.</w:t>
+              <w:t xml:space="preserve">Update order information and customer </w:t>
+            </w:r>
+            <w:r>
+              <w:rPr>
+                <w:sz w:val="18"/>
+              </w:rPr>
+              <w:lastRenderedPageBreak/>
+              <w:t>relationships.</w:t>
             </w:r>
           </w:p>
         </w:tc>
@@ -4237,6 +4379,7 @@
               <w:rPr>
                 <w:sz w:val="18"/>
               </w:rPr>
+              <w:lastRenderedPageBreak/>
               <w:t>DELETE</w:t>
             </w:r>
           </w:p>
@@ -4251,7 +4394,21 @@
               <w:rPr>
                 <w:sz w:val="18"/>
               </w:rPr>
-              <w:t>/api/orders/{id}</w:t>
+              <w:t>/</w:t>
+            </w:r>
+            <w:proofErr w:type="gramStart"/>
+            <w:r>
+              <w:rPr>
+                <w:sz w:val="18"/>
+              </w:rPr>
+              <w:t>api</w:t>
+            </w:r>
+            <w:proofErr w:type="gramEnd"/>
+            <w:r>
+              <w:rPr>
+                <w:sz w:val="18"/>
+              </w:rPr>
+              <w:t>/orders/{id}</w:t>
             </w:r>
           </w:p>
         </w:tc>
@@ -4308,7 +4465,6 @@
           <w:rFonts w:ascii="Consolas" w:hAnsi="Consolas"/>
           <w:sz w:val="17"/>
         </w:rPr>
-        <w:lastRenderedPageBreak/>
         <w:t>GET /api/orders?pageNumber=1&amp;pageSize=10</w:t>
       </w:r>
     </w:p>
@@ -4317,7 +4473,15 @@
         <w:pStyle w:val="Heading3"/>
       </w:pPr>
       <w:r>
-        <w:t>Get Order By ID — GET /api/orders/{id}</w:t>
+        <w:t xml:space="preserve">Get Order </w:t>
+      </w:r>
+      <w:proofErr w:type="gramStart"/>
+      <w:r>
+        <w:t>By</w:t>
+      </w:r>
+      <w:proofErr w:type="gramEnd"/>
+      <w:r>
+        <w:t xml:space="preserve"> ID — GET /api/orders/{id}</w:t>
       </w:r>
     </w:p>
     <w:p>
@@ -4523,6 +4687,7 @@
         <w:pStyle w:val="ListBullet"/>
       </w:pPr>
       <w:r>
+        <w:lastRenderedPageBreak/>
         <w:t>Address is limited to 250 characters.</w:t>
       </w:r>
     </w:p>
@@ -4571,7 +4736,6 @@
         <w:pStyle w:val="Heading2"/>
       </w:pPr>
       <w:r>
-        <w:lastRenderedPageBreak/>
         <w:t>Order Validation</w:t>
       </w:r>
     </w:p>
@@ -4867,6 +5031,7 @@
                 <w:b/>
                 <w:sz w:val="18"/>
               </w:rPr>
+              <w:lastRenderedPageBreak/>
               <w:t>Exception</w:t>
             </w:r>
           </w:p>
@@ -5190,7 +5355,6 @@
     <w:p/>
     <w:p>
       <w:r>
-        <w:lastRenderedPageBreak/>
         <w:t>This logging strategy deliberately treats expected application failures such as not-found and validation outcomes as warnings, while reserving Error for database failures and unexpected faults.</w:t>
       </w:r>
     </w:p>
@@ -5522,6 +5686,7 @@
               <w:rPr>
                 <w:sz w:val="18"/>
               </w:rPr>
+              <w:lastRenderedPageBreak/>
               <w:t>Unit of Work</w:t>
             </w:r>
           </w:p>
@@ -5536,7 +5701,21 @@
               <w:rPr>
                 <w:sz w:val="18"/>
               </w:rPr>
-              <w:t>Coordinates repository changes and commits through SaveChanges().</w:t>
+              <w:t xml:space="preserve">Coordinates repository changes and commits through </w:t>
+            </w:r>
+            <w:proofErr w:type="gramStart"/>
+            <w:r>
+              <w:rPr>
+                <w:sz w:val="18"/>
+              </w:rPr>
+              <w:t>SaveChanges(</w:t>
+            </w:r>
+            <w:proofErr w:type="gramEnd"/>
+            <w:r>
+              <w:rPr>
+                <w:sz w:val="18"/>
+              </w:rPr>
+              <w:t>).</w:t>
             </w:r>
           </w:p>
         </w:tc>
@@ -5724,14 +5903,7 @@
               <w:rPr>
                 <w:sz w:val="18"/>
               </w:rPr>
-              <w:t xml:space="preserve">Operations return Success, Message, </w:t>
-            </w:r>
-            <w:r>
-              <w:rPr>
-                <w:sz w:val="18"/>
-              </w:rPr>
-              <w:lastRenderedPageBreak/>
-              <w:t>Data, Errors, and ErrorCode.</w:t>
+              <w:t>Operations return Success, Message, Data, Errors, and ErrorCode.</w:t>
             </w:r>
           </w:p>
         </w:tc>
@@ -5745,7 +5917,6 @@
               <w:rPr>
                 <w:sz w:val="18"/>
               </w:rPr>
-              <w:lastRenderedPageBreak/>
               <w:t>Creates a consistent API contract.</w:t>
             </w:r>
           </w:p>
@@ -5763,7 +5934,15 @@
     </w:p>
     <w:p>
       <w:r>
-        <w:t>The repository layer encapsulates database operations for Customers and Orders. The Unit of Work owns the DbContext and exposes repositories while providing a single SaveChanges() operation. Database validation failures are captured and transformed into a more readable exception message.</w:t>
+        <w:t xml:space="preserve">The repository layer encapsulates database operations for Customers and Orders. The Unit of Work owns the DbContext and exposes repositories while providing a single </w:t>
+      </w:r>
+      <w:proofErr w:type="gramStart"/>
+      <w:r>
+        <w:t>SaveChanges(</w:t>
+      </w:r>
+      <w:proofErr w:type="gramEnd"/>
+      <w:r>
+        <w:t>) operation. Database validation failures are captured and transformed into a more readable exception message.</w:t>
       </w:r>
     </w:p>
     <w:p>
@@ -6064,6 +6243,7 @@
         <w:pStyle w:val="ListNumber"/>
       </w:pPr>
       <w:r>
+        <w:lastRenderedPageBreak/>
         <w:t>Create or identify an admin account.</w:t>
       </w:r>
     </w:p>
@@ -6120,7 +6300,6 @@
         <w:pStyle w:val="ListNumber"/>
       </w:pPr>
       <w:r>
-        <w:lastRenderedPageBreak/>
         <w:t>Get order by ID.</w:t>
       </w:r>
     </w:p>
@@ -6293,7 +6472,23 @@
           <w:sz w:val="17"/>
         </w:rPr>
         <w:br/>
-        <w:t>5. POST /api/Customers       (admin)</w:t>
+        <w:t xml:space="preserve">5. POST /api/Customers    </w:t>
+      </w:r>
+      <w:proofErr w:type="gramStart"/>
+      <w:r>
+        <w:rPr>
+          <w:rFonts w:ascii="Consolas" w:hAnsi="Consolas"/>
+          <w:sz w:val="17"/>
+        </w:rPr>
+        <w:t xml:space="preserve">   (</w:t>
+      </w:r>
+      <w:proofErr w:type="gramEnd"/>
+      <w:r>
+        <w:rPr>
+          <w:rFonts w:ascii="Consolas" w:hAnsi="Consolas"/>
+          <w:sz w:val="17"/>
+        </w:rPr>
+        <w:t>admin)</w:t>
       </w:r>
       <w:r>
         <w:rPr>
@@ -6317,7 +6512,23 @@
           <w:sz w:val="17"/>
         </w:rPr>
         <w:br/>
-        <w:t>6. POST /api/orders          (admin)</w:t>
+        <w:t xml:space="preserve">6. POST /api/orders       </w:t>
+      </w:r>
+      <w:proofErr w:type="gramStart"/>
+      <w:r>
+        <w:rPr>
+          <w:rFonts w:ascii="Consolas" w:hAnsi="Consolas"/>
+          <w:sz w:val="17"/>
+        </w:rPr>
+        <w:t xml:space="preserve">   (</w:t>
+      </w:r>
+      <w:proofErr w:type="gramEnd"/>
+      <w:r>
+        <w:rPr>
+          <w:rFonts w:ascii="Consolas" w:hAnsi="Consolas"/>
+          <w:sz w:val="17"/>
+        </w:rPr>
+        <w:t>admin)</w:t>
       </w:r>
       <w:r>
         <w:rPr>
@@ -6341,7 +6552,23 @@
           <w:sz w:val="17"/>
         </w:rPr>
         <w:br/>
-        <w:t>7. GET /api/orders/{id}      (user/admin)</w:t>
+        <w:t>7. GET /api/orders/{</w:t>
+      </w:r>
+      <w:proofErr w:type="gramStart"/>
+      <w:r>
+        <w:rPr>
+          <w:rFonts w:ascii="Consolas" w:hAnsi="Consolas"/>
+          <w:sz w:val="17"/>
+        </w:rPr>
+        <w:t>id}      (</w:t>
+      </w:r>
+      <w:proofErr w:type="gramEnd"/>
+      <w:r>
+        <w:rPr>
+          <w:rFonts w:ascii="Consolas" w:hAnsi="Consolas"/>
+          <w:sz w:val="17"/>
+        </w:rPr>
+        <w:t>user/admin)</w:t>
       </w:r>
       <w:r>
         <w:rPr>
@@ -6365,7 +6592,23 @@
           <w:sz w:val="17"/>
         </w:rPr>
         <w:br/>
-        <w:t>8. PUT /api/orders/{id}      (admin)</w:t>
+        <w:t>8. PUT /api/orders/{</w:t>
+      </w:r>
+      <w:proofErr w:type="gramStart"/>
+      <w:r>
+        <w:rPr>
+          <w:rFonts w:ascii="Consolas" w:hAnsi="Consolas"/>
+          <w:sz w:val="17"/>
+        </w:rPr>
+        <w:t>id}      (</w:t>
+      </w:r>
+      <w:proofErr w:type="gramEnd"/>
+      <w:r>
+        <w:rPr>
+          <w:rFonts w:ascii="Consolas" w:hAnsi="Consolas"/>
+          <w:sz w:val="17"/>
+        </w:rPr>
+        <w:t>admin)</w:t>
       </w:r>
       <w:r>
         <w:rPr>
@@ -6389,7 +6632,23 @@
           <w:sz w:val="17"/>
         </w:rPr>
         <w:br/>
-        <w:t>9. DELETE /api/orders/{id}   (admin)</w:t>
+        <w:t>9. DELETE /api/orders/{</w:t>
+      </w:r>
+      <w:proofErr w:type="gramStart"/>
+      <w:r>
+        <w:rPr>
+          <w:rFonts w:ascii="Consolas" w:hAnsi="Consolas"/>
+          <w:sz w:val="17"/>
+        </w:rPr>
+        <w:t xml:space="preserve">id}   </w:t>
+      </w:r>
+      <w:proofErr w:type="gramEnd"/>
+      <w:r>
+        <w:rPr>
+          <w:rFonts w:ascii="Consolas" w:hAnsi="Consolas"/>
+          <w:sz w:val="17"/>
+        </w:rPr>
+        <w:t>(admin)</w:t>
       </w:r>
     </w:p>
     <w:p>
@@ -6439,6 +6698,7 @@
     </w:p>
     <w:p>
       <w:r>
+        <w:lastRenderedPageBreak/>
         <w:t>Clone the repository:</w:t>
       </w:r>
     </w:p>
@@ -6469,7 +6729,6 @@
     </w:p>
     <w:p>
       <w:r>
-        <w:lastRenderedPageBreak/>
         <w:t>The repository README also documents the expected configuration workflow, migrations/database initialization, and Postman testing sequence.</w:t>
       </w:r>
     </w:p>
@@ -6579,6 +6838,34 @@
           <w:sz w:val="17"/>
         </w:rPr>
         <w:br/>
+      </w:r>
+      <w:r>
+        <w:rPr>
+          <w:rFonts w:ascii="Consolas" w:hAnsi="Consolas"/>
+          <w:sz w:val="17"/>
+        </w:rPr>
+        <w:t>│   ├── Log</w:t>
+      </w:r>
+      <w:r>
+        <w:rPr>
+          <w:rFonts w:ascii="Consolas" w:hAnsi="Consolas"/>
+          <w:sz w:val="17"/>
+        </w:rPr>
+        <w:t>s</w:t>
+      </w:r>
+      <w:r>
+        <w:rPr>
+          <w:rFonts w:ascii="Consolas" w:hAnsi="Consolas"/>
+          <w:sz w:val="17"/>
+        </w:rPr>
+        <w:t>/</w:t>
+      </w:r>
+      <w:r>
+        <w:rPr>
+          <w:rFonts w:ascii="Consolas" w:hAnsi="Consolas"/>
+          <w:sz w:val="17"/>
+        </w:rPr>
+        <w:br/>
         <w:t>│   └── Helpers/</w:t>
       </w:r>
       <w:r>
@@ -6904,27 +7191,7 @@
           <w:sz w:val="17"/>
         </w:rPr>
         <w:br/>
-      </w:r>
-      <w:r>
-        <w:rPr>
-          <w:rFonts w:ascii="Consolas" w:hAnsi="Consolas"/>
-          <w:sz w:val="17"/>
-        </w:rPr>
-        <w:t>│</w:t>
-      </w:r>
-      <w:r>
-        <w:rPr>
-          <w:rFonts w:ascii="Consolas" w:hAnsi="Consolas"/>
-          <w:sz w:val="17"/>
-        </w:rPr>
-        <w:t xml:space="preserve">   </w:t>
-      </w:r>
-      <w:r>
-        <w:rPr>
-          <w:rFonts w:ascii="Consolas" w:hAnsi="Consolas"/>
-          <w:sz w:val="17"/>
-        </w:rPr>
-        <w:t>│</w:t>
+        <w:t>│   │</w:t>
       </w:r>
       <w:r>
         <w:rPr>
@@ -6932,12 +7199,6 @@
           <w:sz w:val="17"/>
         </w:rPr>
         <w:br/>
-      </w:r>
-      <w:r>
-        <w:rPr>
-          <w:rFonts w:ascii="Consolas" w:hAnsi="Consolas"/>
-          <w:sz w:val="17"/>
-        </w:rPr>
         <w:t xml:space="preserve">│   └── </w:t>
       </w:r>
       <w:r>
@@ -7016,6 +7277,7 @@
         <w:pStyle w:val="Heading1"/>
       </w:pPr>
       <w:r>
+        <w:lastRenderedPageBreak/>
         <w:t>22. API Permission Matrix</w:t>
       </w:r>
     </w:p>
@@ -7420,7 +7682,6 @@
               <w:rPr>
                 <w:sz w:val="18"/>
               </w:rPr>
-              <w:lastRenderedPageBreak/>
               <w:t>PUT /api/Customers/{id}</w:t>
             </w:r>
           </w:p>
@@ -8347,7 +8608,11 @@
     </w:p>
     <w:p>
       <w:r>
-        <w:t>CustomerOrderManagement is a compact but well-structured backend project that demonstrates the core engineering practices expected in a modern .NET API: separation of concerns, authentication and authorization, DTO-driven contracts, validation, repository and Unit of Work abstractions, many-to-many relational modeling, pagination, centralized exception handling, standardized responses, and structured logging.</w:t>
+        <w:t xml:space="preserve">CustomerOrderManagement is a compact but well-structured backend project that demonstrates the core engineering practices expected in a modern .NET API: separation of concerns, authentication and </w:t>
+      </w:r>
+      <w:r>
+        <w:lastRenderedPageBreak/>
+        <w:t>authorization, DTO-driven contracts, validation, repository and Unit of Work abstractions, many-to-many relational modeling, pagination, centralized exception handling, standardized responses, and structured logging.</w:t>
       </w:r>
     </w:p>
     <w:p>
@@ -8360,7 +8625,6 @@
         <w:pStyle w:val="Heading1"/>
       </w:pPr>
       <w:r>
-        <w:lastRenderedPageBreak/>
         <w:t>26. Repository Reference</w:t>
       </w:r>
     </w:p>
